--- a/entregables/apuntes/Apuntes_B3_Sensores_Actuadores.docx
+++ b/entregables/apuntes/Apuntes_B3_Sensores_Actuadores.docx
@@ -425,7 +425,7 @@
           <w:sz w:val="21"/>
           <w:szCs w:val="21"/>
         </w:rPr>
-        <w:t xml:space="preserve">Muestreo: enunciar el teorema de Nyquist-Shannon, frecuencia de muestreo al menos el doble de la del señal (De Silva et al., 2016, p. 152), y mostrar las figuras de aliasing con fs/f0 = 1, 2 y 3,2 (De Silva et al., 2016, p. 151); pregunta rápida: ¿qué pasa si muestreo una vibración de 400 Hz a 500 Hz?</w:t>
+        <w:t xml:space="preserve">Muestreo: enunciar el teorema de Nyquist-Shannon, frecuencia de muestreo al menos el doble de la de la señal (De Silva et al., 2016, p. 152), y mostrar las figuras de aliasing con fs/f0 = 1, 2 y 3,2 (De Silva et al., 2016, p. 151); pregunta rápida: ¿qué pasa si muestreo una vibración de 400 Hz a 500 Hz?</w:t>
       </w:r>
     </w:p>
     <w:p>

--- a/entregables/apuntes/Apuntes_B3_Sensores_Actuadores.docx
+++ b/entregables/apuntes/Apuntes_B3_Sensores_Actuadores.docx
@@ -3479,7 +3479,7 @@
           <w:sz w:val="22"/>
           <w:szCs w:val="22"/>
         </w:rPr>
-        <w:t xml:space="preserve">La reductora existe por una asimetría fundamental: «los motores eléctricos son compactos y eficientes y pueden girar a muy alta velocidad, pero producen un par muy bajo; por ello es común usar una reductora para cambiar velocidad por incremento de par», y para una articulación prismática la transmisión puede además convertir rotación en traslación (Corke, 2023, p. 339). Las relaciones de referencia entre magnitudes del lado de carga (l) y del lado de motor (m) para una reducción G:1 son las de la tabla 9.1 de Corke: el par en el eslabón es G veces el par del motor, la velocidad de la carga es la del motor dividida por G, y, el resultado central, la inercia y la fricción viscosa de la carga vistas desde el motor quedan divididas por G², mientras que un par de perturbación en la carga llega al motor dividido por G (Corke, 2023, pp. 339-340). La inercia total sobre el eje del motor es J' = Jm + Jl/G², suma de la inercia propia del motor, dato de su hoja de características, y de la inercia de la carga reflejada (Corke, 2023, p. 340); con G grande, el término de carga, que en un robot varía con la configuración, se hace pequeño frente a Jm, y el accionamiento se vuelve insensible a la carga y a sus perturbaciones: el hombro del PUMA 560 usa G = 107,815 (Corke, 2023, p. 341). Es la razón por la que el control independiente por articulación de S11 funciona en la práctica industrial.</w:t>
+        <w:t xml:space="preserve">La reductora existe por una asimetría fundamental: «los motores eléctricos son compactos y eficientes y pueden girar a muy alta velocidad, pero producen un par muy bajo; por ello es común usar una reductora para cambiar velocidad por incremento de par», y para una articulación prismática la transmisión puede además convertir rotación en traslación (Corke, 2023, p. 339). Las relaciones de referencia entre magnitudes del lado de carga (l) y del lado de motor (m) para una reducción G:1 son las de la tabla 9.1 de Corke: el par en el eslabón es G veces el par del motor, la velocidad de la carga es la del motor dividida por G, y, el resultado central, la inercia y la fricción viscosa de la carga vistas desde el motor quedan divididas por G², mientras que un par de perturbación en la carga llega al motor dividido por G (Corke, 2023, pp. 339-340). La inercia total sobre el eje del motor es J' = Jm + Jl/G², suma de la inercia propia del motor, dato de su hoja de características, y de la inercia de la carga reflejada (Corke, 2023, p. 340); con G grande, el término de carga, que en un robot varía con la configuración, se hace pequeño frente a Jm, y el accionamiento se vuelve insensible a la carga y a sus perturbaciones: el hombro del PUMA 560 usa G = 107,815 (Corke, 2023, pp. 339-341). Es la razón por la que el control independiente por articulación de S11 funciona en la práctica industrial.</w:t>
       </w:r>
     </w:p>
     <w:p>

--- a/entregables/apuntes/Apuntes_B3_Sensores_Actuadores.docx
+++ b/entregables/apuntes/Apuntes_B3_Sensores_Actuadores.docx
@@ -1834,7 +1834,7 @@
           <w:sz w:val="21"/>
           <w:szCs w:val="21"/>
         </w:rPr>
-        <w:t xml:space="preserve">Discusión corta: ¿por qué la manipulación diestra sigue limitada por el tacto? Conectar con los grippers del laboratorio y con los humanoides de B2.</w:t>
+        <w:t xml:space="preserve">Discusión corta: ¿por qué la manipulación diestra sigue limitada por el tacto? Conectar con las pinzas del laboratorio y con los humanoides de B2.</w:t>
       </w:r>
     </w:p>
     <w:p>
@@ -2744,7 +2744,7 @@
           <w:sz w:val="21"/>
           <w:szCs w:val="21"/>
         </w:rPr>
-        <w:t xml:space="preserve">Lazo de posición proporcional con feedforward de velocidad para reducir el error de seguimiento (Corke, 2023, p. 346).</w:t>
+        <w:t xml:space="preserve">Lazo de posición proporcional con prealimentación de velocidad para reducir el error de seguimiento (Corke, 2023, p. 346).</w:t>
       </w:r>
     </w:p>
     <w:p>
@@ -3950,7 +3950,7 @@
           <w:sz w:val="22"/>
           <w:szCs w:val="22"/>
         </w:rPr>
-        <w:t xml:space="preserve">La idea que debe quedar, dicha en una frase y escrita: en tacto, el transductor está resuelto y el sistema no. Y el corolario, que es el que sirve para el resto del curso y para leer con criterio cualquier artículo de manipulación diestra: cuando una tecnología lleva veinte años prometida y no llega, hay que preguntar por la integración y por el procesado, no por el principio físico. Conviene dejar la conexión abierta hacia los dos sitios donde vuelve: los grippers del laboratorio, que se manejan con muy poca información táctil y aun así trabajan, y los humanoides de B2, cuyas manos son hoy la parte menos resuelta de la máquina. Lo que no hay que hacer es cerrar con un juicio sobre el futuro de la robótica de manipulación: es tentador, no aporta nada al criterio y convierte cinco minutos de ingeniería en una tertulia.</w:t>
+        <w:t xml:space="preserve">La idea que debe quedar, dicha en una frase y escrita: en tacto, el transductor está resuelto y el sistema no. Y el corolario, que es el que sirve para el resto del curso y para leer con criterio cualquier artículo de manipulación diestra: cuando una tecnología lleva veinte años prometida y no llega, hay que preguntar por la integración y por el procesado, no por el principio físico. Conviene dejar la conexión abierta hacia los dos sitios donde vuelve: las pinzas del laboratorio, que se manejan con muy poca información táctil y aun así trabajan, y los humanoides de B2, cuyas manos son hoy la parte menos resuelta de la máquina. Lo que no hay que hacer es cerrar con un juicio sobre el futuro de la robótica de manipulación: es tentador, no aporta nada al criterio y convierte cinco minutos de ingeniería en una tertulia.</w:t>
       </w:r>
     </w:p>
     <w:p>
@@ -4060,7 +4060,7 @@
           <w:sz w:val="22"/>
           <w:szCs w:val="22"/>
         </w:rPr>
-        <w:t xml:space="preserve">No se abre pidiendo la solución, sino la primera decisión: «Caso (c), el husillo a ocho mil hercios. Antes de decirme qué sensor habéis elegido, quiero la lista: qué magnitud vais a medir, en qué banda de frecuencias, con qué span y con qué frecuencia de muestreo. El nombre del sensor, al final.» Poner el caso difícil primero es deliberado: si se empieza por el caso (a), que casi todos resuelven bien, la puesta en común arranca con la sensación de que el ejercicio era fácil y las dos trampas del (c) llegan cuando ya nadie escucha.</w:t>
+        <w:t xml:space="preserve">No se abre pidiendo la solución, sino la primera decisión: «Caso (c), el husillo, con la vibración a medir hasta ocho mil hercios. Antes de decirme qué sensor habéis elegido, quiero la lista: qué magnitud vais a medir, en qué banda de frecuencias, con qué span y con qué frecuencia de muestreo. El nombre del sensor, al final.» Poner el caso difícil primero es deliberado: si se empieza por el caso (a), que casi todos resuelven bien, la puesta en común arranca con la sensación de que el ejercicio era fácil y las dos trampas del (c) llegan cuando ya nadie escucha.</w:t>
       </w:r>
     </w:p>
     <w:p>
@@ -4781,7 +4781,7 @@
           <w:sz w:val="22"/>
           <w:szCs w:val="22"/>
         </w:rPr>
-        <w:t xml:space="preserve">Es la respuesta del buen estudiante que ha aplicado la regla G = √(Jl/Jm) y merece un tratamiento cuidadoso, porque es correcta como criterio y equivocada como resultado. En el caso del cuaderno el óptimo de acoplamiento de inercias sale del orden de 420, muy por encima de la ventana: la regla es válida y es inalcanzable, porque la velocidad del motor lo prohíbe. Es la mejor lección disponible sobre qué hace uno con una regla de diseño cuando choca con una restricción, y la respuesta que hay que dejar dicha es la que da el cuaderno: dentro de la ventana se elige la relación de catálogo más próxima al óptimo, es decir la mayor posible, G = 160 en este caso, que además deja la relación de inercias Jl/(G²·Jm) en 1,2, cerca de la unidad y por tanto con un lazo de control cómodo de sintonizar.</w:t>
+        <w:t xml:space="preserve">Es la respuesta del buen estudiante que ha aplicado la regla G = √(Jl/Jm) y merece un tratamiento cuidadoso, porque es correcta como criterio y equivocada como resultado. Conviene separar dos números que el estudiante confunde: la adaptación pura de inercias, √(Jl/Jm), da 173 con los datos del cuaderno, y cae dentro de la ventana; el óptimo que de verdad minimiza el par del motor incluye el par de gravedad, G* = √((Jl + τ_g/α)/Jm), y sale del orden de 420, muy por encima de la ventana: la regla es válida y ese óptimo es inalcanzable, porque la velocidad del motor lo prohíbe. Es la mejor lección disponible sobre qué hace uno con una regla de diseño cuando choca con una restricción, y la respuesta que hay que dejar dicha es la que da el cuaderno: dentro de la ventana se elige la relación de catálogo más próxima al óptimo, es decir la mayor posible, G = 160 en este caso, que además deja la relación de inercias Jl/(G²·Jm) en 1,2, cerca de la unidad y por tanto con un lazo de control cómodo de sintonizar.</w:t>
       </w:r>
     </w:p>
     <w:p>
